--- a/Fase 2/Evidencias Proyecto/Evidencias de documentación/Archivos Word y PDF/06_Retrospectivas.docx
+++ b/Fase 2/Evidencias Proyecto/Evidencias de documentación/Archivos Word y PDF/06_Retrospectivas.docx
@@ -1751,13 +1751,13 @@
                 <w:b/>
                 <w:sz w:val="17"/>
               </w:rPr>
-              <w:t>capturas de pantalla con nombres y correos reales</w:t>
+              <w:t>un nombre real</w:t>
             </w:r>
             <w:r>
               <w:rPr>
                 <w:sz w:val="17"/>
               </w:rPr>
-              <w:t xml:space="preserve"> de personas de la empresa piloto</w:t>
+              <w:t xml:space="preserve"> en algunas capturas de pantalla</w:t>
             </w:r>
           </w:p>
         </w:tc>
@@ -1775,7 +1775,7 @@
               <w:rPr>
                 <w:sz w:val="17"/>
               </w:rPr>
-              <w:t>Las capturas se generaron con datos del piloto en una versión anterior</w:t>
+              <w:t>Las capturas se generaron con datos de ejemplo de una versión anterior</w:t>
             </w:r>
           </w:p>
         </w:tc>
@@ -1806,7 +1806,7 @@
               <w:rPr>
                 <w:sz w:val="17"/>
               </w:rPr>
-              <w:t xml:space="preserve"> y se anonimizó el historial antes de subirlo</w:t>
+              <w:t xml:space="preserve"> y se revisó el historial antes de subirlo</w:t>
             </w:r>
           </w:p>
         </w:tc>
@@ -1837,13 +1837,13 @@
                 <w:b/>
                 <w:sz w:val="17"/>
               </w:rPr>
-              <w:t>demo pública mostraba nombres de personas reales y el catálogo real</w:t>
+              <w:t>demo pública</w:t>
             </w:r>
             <w:r>
               <w:rPr>
                 <w:sz w:val="17"/>
               </w:rPr>
-              <w:t xml:space="preserve"> de la empresa piloto</w:t>
+              <w:t xml:space="preserve"> usaba nombres y productos tomados de la empresa piloto</w:t>
             </w:r>
           </w:p>
         </w:tc>
@@ -1862,7 +1862,7 @@
               <w:rPr>
                 <w:sz w:val="17"/>
               </w:rPr>
-              <w:t>Los datos de demostración se construyeron a partir de la empresa con la que se pilotea</w:t>
+              <w:t>Los datos de ejemplo se armaron a partir de la empresa con la que se pilotea</w:t>
             </w:r>
           </w:p>
         </w:tc>
@@ -2027,7 +2027,7 @@
         <w:rPr>
           <w:sz w:val="20"/>
         </w:rPr>
-        <w:t xml:space="preserve"> antes de publicar algo nuevo se buscan claves y datos de personas reales, también en el historial, y se revisan a mano las imágenes.</w:t>
+        <w:t xml:space="preserve"> antes de publicar algo nuevo se buscan claves y nombres reales, también en el historial, y se revisan a mano las imágenes.</w:t>
       </w:r>
     </w:p>
     <w:p>
